--- a/docx/final/22_系统从0到1总览说明.docx
+++ b/docx/final/22_系统从0到1总览说明.docx
@@ -28,7 +28,7 @@
         </w:p>
       </w:sdtContent>
     </w:sdt>
-    <w:bookmarkStart w:id="30" w:name="工业轴承设备剩余寿命预测系统的实现系统从-0-到-1-总览说明"/>
+    <w:bookmarkStart w:id="31" w:name="工业轴承设备剩余寿命预测系统的实现系统从-0-到-1-总览说明"/>
     <w:p>
       <w:pPr>
         <w:pStyle w:val="Heading1"/>
@@ -2864,6 +2864,460 @@
         <w:t xml:space="preserve">。这样两个数据集和多种模型可以共用同一条实验链路。</w:t>
       </w:r>
     </w:p>
+    <w:p>
+      <w:pPr>
+        <w:pStyle w:val="BodyText"/>
+        <w:spacing w:line="276" w:lineRule="auto" w:after="0"/>
+        <w:ind w:firstLine="420"/>
+      </w:pPr>
+      <w:r>
+        <w:rPr>
+          <w:rFonts w:ascii="宋体" w:hAnsi="宋体" w:eastAsia="宋体"/>
+          <w:color w:val="000000"/>
+        </w:rPr>
+        <w:t xml:space="preserve">开源库在本项目中的角色是基础设施，不是直接替代业务实现：</w:t>
+      </w:r>
+    </w:p>
+    <w:tbl>
+      <w:tblPr>
+        <w:tblStyle w:val="Table"/>
+        <w:tblW w:type="pct" w:w="0.0"/>
+        <w:tblLook w:firstRow="1" w:lastRow="0" w:firstColumn="0" w:lastColumn="0" w:noHBand="0" w:noVBand="0" w:val="0020"/>
+        <w:tblBorders>
+          <w:top w:val="single" w:sz="4" w:space="0" w:color="000000"/>
+          <w:left w:val="single" w:sz="4" w:space="0" w:color="000000"/>
+          <w:bottom w:val="single" w:sz="4" w:space="0" w:color="000000"/>
+          <w:right w:val="single" w:sz="4" w:space="0" w:color="000000"/>
+          <w:insideH w:val="single" w:sz="4" w:space="0" w:color="000000"/>
+          <w:insideV w:val="single" w:sz="4" w:space="0" w:color="000000"/>
+        </w:tblBorders>
+      </w:tblPr>
+      <w:tblGrid/>
+      <w:tr>
+        <w:tc>
+          <w:tcPr>
+            <w:shd w:fill="FFFFFF"/>
+          </w:tcPr>
+          <w:p>
+            <w:pPr>
+              <w:pStyle w:val="Compact"/>
+              <w:ind w:firstLine="0"/>
+              <w:jc w:val="left"/>
+            </w:pPr>
+            <w:r>
+              <w:rPr>
+                <w:rFonts w:ascii="宋体" w:hAnsi="宋体" w:eastAsia="宋体"/>
+                <w:b/>
+                <w:color w:val="000000"/>
+                <w:sz w:val="21"/>
+              </w:rPr>
+              <w:t xml:space="preserve">类型</w:t>
+            </w:r>
+          </w:p>
+        </w:tc>
+        <w:tc>
+          <w:tcPr>
+            <w:shd w:fill="FFFFFF"/>
+          </w:tcPr>
+          <w:p>
+            <w:pPr>
+              <w:pStyle w:val="Compact"/>
+              <w:ind w:firstLine="0"/>
+              <w:jc w:val="left"/>
+            </w:pPr>
+            <w:r>
+              <w:rPr>
+                <w:rFonts w:ascii="宋体" w:hAnsi="宋体" w:eastAsia="宋体"/>
+                <w:b/>
+                <w:color w:val="000000"/>
+                <w:sz w:val="21"/>
+              </w:rPr>
+              <w:t xml:space="preserve">使用内容</w:t>
+            </w:r>
+          </w:p>
+        </w:tc>
+        <w:tc>
+          <w:tcPr>
+            <w:shd w:fill="FFFFFF"/>
+          </w:tcPr>
+          <w:p>
+            <w:pPr>
+              <w:pStyle w:val="Compact"/>
+              <w:ind w:firstLine="0"/>
+              <w:jc w:val="left"/>
+            </w:pPr>
+            <w:r>
+              <w:rPr>
+                <w:rFonts w:ascii="宋体" w:hAnsi="宋体" w:eastAsia="宋体"/>
+                <w:b/>
+                <w:color w:val="000000"/>
+                <w:sz w:val="21"/>
+              </w:rPr>
+              <w:t xml:space="preserve">项目自己实现的部分</w:t>
+            </w:r>
+          </w:p>
+        </w:tc>
+      </w:tr>
+      <w:tr>
+        <w:tc>
+          <w:p>
+            <w:pPr>
+              <w:pStyle w:val="Compact"/>
+              <w:ind w:firstLine="0"/>
+              <w:jc w:val="left"/>
+            </w:pPr>
+            <w:r>
+              <w:rPr>
+                <w:rFonts w:ascii="宋体" w:hAnsi="宋体" w:eastAsia="宋体"/>
+                <w:color w:val="000000"/>
+                <w:sz w:val="21"/>
+              </w:rPr>
+              <w:t xml:space="preserve">数值与表格</w:t>
+            </w:r>
+          </w:p>
+        </w:tc>
+        <w:tc>
+          <w:p>
+            <w:pPr>
+              <w:pStyle w:val="Compact"/>
+              <w:ind w:firstLine="0"/>
+              <w:jc w:val="left"/>
+            </w:pPr>
+            <w:r>
+              <w:rPr>
+                <w:rFonts w:ascii="宋体" w:hAnsi="宋体" w:eastAsia="宋体"/>
+                <w:color w:val="000000"/>
+                <w:sz w:val="21"/>
+              </w:rPr>
+              <w:t xml:space="preserve">NumPy、Pandas</w:t>
+            </w:r>
+          </w:p>
+        </w:tc>
+        <w:tc>
+          <w:p>
+            <w:pPr>
+              <w:pStyle w:val="Compact"/>
+              <w:ind w:firstLine="0"/>
+              <w:jc w:val="left"/>
+            </w:pPr>
+            <w:r>
+              <w:rPr>
+                <w:rFonts w:ascii="宋体" w:hAnsi="宋体" w:eastAsia="宋体"/>
+                <w:color w:val="000000"/>
+                <w:sz w:val="21"/>
+              </w:rPr>
+              <w:t xml:space="preserve">目录扫描、快照组织、RUL 标签、19 维特征字段和数据集语义</w:t>
+            </w:r>
+          </w:p>
+        </w:tc>
+      </w:tr>
+      <w:tr>
+        <w:tc>
+          <w:p>
+            <w:pPr>
+              <w:pStyle w:val="Compact"/>
+              <w:ind w:firstLine="0"/>
+              <w:jc w:val="left"/>
+            </w:pPr>
+            <w:r>
+              <w:rPr>
+                <w:rFonts w:ascii="宋体" w:hAnsi="宋体" w:eastAsia="宋体"/>
+                <w:color w:val="000000"/>
+                <w:sz w:val="21"/>
+              </w:rPr>
+              <w:t xml:space="preserve">深度学习</w:t>
+            </w:r>
+          </w:p>
+        </w:tc>
+        <w:tc>
+          <w:p>
+            <w:pPr>
+              <w:pStyle w:val="Compact"/>
+              <w:ind w:firstLine="0"/>
+              <w:jc w:val="left"/>
+            </w:pPr>
+            <w:r>
+              <w:rPr>
+                <w:rFonts w:ascii="宋体" w:hAnsi="宋体" w:eastAsia="宋体"/>
+                <w:color w:val="000000"/>
+                <w:sz w:val="21"/>
+              </w:rPr>
+              <w:t xml:space="preserve">PyTorch</w:t>
+            </w:r>
+          </w:p>
+        </w:tc>
+        <w:tc>
+          <w:p>
+            <w:pPr>
+              <w:pStyle w:val="Compact"/>
+              <w:ind w:firstLine="0"/>
+              <w:jc w:val="left"/>
+            </w:pPr>
+            <w:r>
+              <w:rPr>
+                <w:rFonts w:ascii="宋体" w:hAnsi="宋体" w:eastAsia="宋体"/>
+                <w:color w:val="000000"/>
+                <w:sz w:val="21"/>
+              </w:rPr>
+              <w:t xml:space="preserve">CNN-LSTM-AM、XLSTM-Transformer、训练器、测试器和实验记录</w:t>
+            </w:r>
+          </w:p>
+        </w:tc>
+      </w:tr>
+      <w:tr>
+        <w:tc>
+          <w:p>
+            <w:pPr>
+              <w:pStyle w:val="Compact"/>
+              <w:ind w:firstLine="0"/>
+              <w:jc w:val="left"/>
+            </w:pPr>
+            <w:r>
+              <w:rPr>
+                <w:rFonts w:ascii="宋体" w:hAnsi="宋体" w:eastAsia="宋体"/>
+                <w:color w:val="000000"/>
+                <w:sz w:val="21"/>
+              </w:rPr>
+              <w:t xml:space="preserve">机器学习扩展</w:t>
+            </w:r>
+          </w:p>
+        </w:tc>
+        <w:tc>
+          <w:p>
+            <w:pPr>
+              <w:pStyle w:val="Compact"/>
+              <w:ind w:firstLine="0"/>
+              <w:jc w:val="left"/>
+            </w:pPr>
+            <w:r>
+              <w:rPr>
+                <w:rFonts w:ascii="宋体" w:hAnsi="宋体" w:eastAsia="宋体"/>
+                <w:color w:val="000000"/>
+                <w:sz w:val="21"/>
+              </w:rPr>
+              <w:t xml:space="preserve">Scikit-Learn、可选 XGBoost</w:t>
+            </w:r>
+          </w:p>
+        </w:tc>
+        <w:tc>
+          <w:p>
+            <w:pPr>
+              <w:pStyle w:val="Compact"/>
+              <w:ind w:firstLine="0"/>
+              <w:jc w:val="left"/>
+            </w:pPr>
+            <w:r>
+              <w:rPr>
+                <w:rFonts w:ascii="宋体" w:hAnsi="宋体" w:eastAsia="宋体"/>
+                <w:color w:val="000000"/>
+                <w:sz w:val="21"/>
+              </w:rPr>
+              <w:t xml:space="preserve">特征表导出、RUL workflow 和指标对接</w:t>
+            </w:r>
+          </w:p>
+        </w:tc>
+      </w:tr>
+      <w:tr>
+        <w:tc>
+          <w:p>
+            <w:pPr>
+              <w:pStyle w:val="Compact"/>
+              <w:ind w:firstLine="0"/>
+              <w:jc w:val="left"/>
+            </w:pPr>
+            <w:r>
+              <w:rPr>
+                <w:rFonts w:ascii="宋体" w:hAnsi="宋体" w:eastAsia="宋体"/>
+                <w:color w:val="000000"/>
+                <w:sz w:val="21"/>
+              </w:rPr>
+              <w:t xml:space="preserve">可视化</w:t>
+            </w:r>
+          </w:p>
+        </w:tc>
+        <w:tc>
+          <w:p>
+            <w:pPr>
+              <w:pStyle w:val="Compact"/>
+              <w:ind w:firstLine="0"/>
+              <w:jc w:val="left"/>
+            </w:pPr>
+            <w:r>
+              <w:rPr>
+                <w:rFonts w:ascii="宋体" w:hAnsi="宋体" w:eastAsia="宋体"/>
+                <w:color w:val="000000"/>
+                <w:sz w:val="21"/>
+              </w:rPr>
+              <w:t xml:space="preserve">Matplotlib、Seaborn</w:t>
+            </w:r>
+          </w:p>
+        </w:tc>
+        <w:tc>
+          <w:p>
+            <w:pPr>
+              <w:pStyle w:val="Compact"/>
+              <w:ind w:firstLine="0"/>
+              <w:jc w:val="left"/>
+            </w:pPr>
+            <w:r>
+              <w:rPr>
+                <w:rFonts w:ascii="宋体" w:hAnsi="宋体" w:eastAsia="宋体"/>
+                <w:color w:val="000000"/>
+                <w:sz w:val="21"/>
+              </w:rPr>
+              <w:t xml:space="preserve">数据趋势图、证据图、论文指标图和课程材料生成</w:t>
+            </w:r>
+          </w:p>
+        </w:tc>
+      </w:tr>
+      <w:tr>
+        <w:tc>
+          <w:p>
+            <w:pPr>
+              <w:pStyle w:val="Compact"/>
+              <w:ind w:firstLine="0"/>
+              <w:jc w:val="left"/>
+            </w:pPr>
+            <w:r>
+              <w:rPr>
+                <w:rFonts w:ascii="宋体" w:hAnsi="宋体" w:eastAsia="宋体"/>
+                <w:color w:val="000000"/>
+                <w:sz w:val="21"/>
+              </w:rPr>
+              <w:t xml:space="preserve">文档与测试</w:t>
+            </w:r>
+          </w:p>
+        </w:tc>
+        <w:tc>
+          <w:p>
+            <w:pPr>
+              <w:pStyle w:val="Compact"/>
+              <w:ind w:firstLine="0"/>
+              <w:jc w:val="left"/>
+            </w:pPr>
+            <w:r>
+              <w:rPr>
+                <w:rFonts w:ascii="宋体" w:hAnsi="宋体" w:eastAsia="宋体"/>
+                <w:color w:val="000000"/>
+                <w:sz w:val="21"/>
+              </w:rPr>
+              <w:t xml:space="preserve">pytest、Jupyter、Pandoc/LaTeX</w:t>
+            </w:r>
+          </w:p>
+        </w:tc>
+        <w:tc>
+          <w:p>
+            <w:pPr>
+              <w:pStyle w:val="Compact"/>
+              <w:ind w:firstLine="0"/>
+              <w:jc w:val="left"/>
+            </w:pPr>
+            <w:r>
+              <w:rPr>
+                <w:rFonts w:ascii="宋体" w:hAnsi="宋体" w:eastAsia="宋体"/>
+                <w:color w:val="000000"/>
+                <w:sz w:val="21"/>
+              </w:rPr>
+              <w:t xml:space="preserve">notebook 示例、课程文档、测试报告和导出脚本</w:t>
+            </w:r>
+          </w:p>
+        </w:tc>
+      </w:tr>
+    </w:tbl>
+    <w:p>
+      <w:pPr>
+        <w:pStyle w:val="BodyText"/>
+        <w:spacing w:line="276" w:lineRule="auto" w:after="0"/>
+        <w:ind w:firstLine="420"/>
+      </w:pPr>
+      <w:r>
+        <w:rPr>
+          <w:rFonts w:ascii="宋体" w:hAnsi="宋体" w:eastAsia="宋体"/>
+          <w:color w:val="000000"/>
+        </w:rPr>
+        <w:t xml:space="preserve">其中 19 维特征是</w:t>
+      </w:r>
+      <w:r>
+        <w:rPr>
+          <w:rFonts w:ascii="宋体" w:hAnsi="宋体" w:eastAsia="宋体"/>
+          <w:color w:val="000000"/>
+        </w:rPr>
+        <w:t xml:space="preserve"> </w:t>
+      </w:r>
+      <w:r>
+        <w:rPr>
+          <w:rStyle w:val="VerbatimChar"/>
+          <w:rFonts w:ascii="宋体" w:hAnsi="宋体" w:eastAsia="宋体"/>
+          <w:color w:val="000000"/>
+        </w:rPr>
+        <w:t xml:space="preserve">SignalFeatureExtractor</w:t>
+      </w:r>
+      <w:r>
+        <w:rPr>
+          <w:rFonts w:ascii="宋体" w:hAnsi="宋体" w:eastAsia="宋体"/>
+          <w:color w:val="000000"/>
+        </w:rPr>
+        <w:t xml:space="preserve"> </w:t>
+      </w:r>
+      <w:r>
+        <w:rPr>
+          <w:rFonts w:ascii="宋体" w:hAnsi="宋体" w:eastAsia="宋体"/>
+          <w:color w:val="000000"/>
+        </w:rPr>
+        <w:t xml:space="preserve">中的自定义 NumPy/FFT 实现，不是</w:t>
+      </w:r>
+      <w:r>
+        <w:rPr>
+          <w:rFonts w:ascii="宋体" w:hAnsi="宋体" w:eastAsia="宋体"/>
+          <w:color w:val="000000"/>
+        </w:rPr>
+        <w:t xml:space="preserve"> </w:t>
+      </w:r>
+      <w:r>
+        <w:rPr>
+          <w:rStyle w:val="VerbatimChar"/>
+          <w:rFonts w:ascii="宋体" w:hAnsi="宋体" w:eastAsia="宋体"/>
+          <w:color w:val="000000"/>
+        </w:rPr>
+        <w:t xml:space="preserve">tsfresh</w:t>
+      </w:r>
+      <w:r>
+        <w:rPr>
+          <w:rFonts w:ascii="宋体" w:hAnsi="宋体" w:eastAsia="宋体"/>
+          <w:color w:val="000000"/>
+        </w:rPr>
+        <w:t xml:space="preserve"> </w:t>
+      </w:r>
+      <w:r>
+        <w:rPr>
+          <w:rFonts w:ascii="宋体" w:hAnsi="宋体" w:eastAsia="宋体"/>
+          <w:color w:val="000000"/>
+        </w:rPr>
+        <w:t xml:space="preserve">自动特征；</w:t>
+      </w:r>
+      <w:r>
+        <w:rPr>
+          <w:rStyle w:val="VerbatimChar"/>
+          <w:rFonts w:ascii="宋体" w:hAnsi="宋体" w:eastAsia="宋体"/>
+          <w:color w:val="000000"/>
+        </w:rPr>
+        <w:t xml:space="preserve">tsfresh</w:t>
+      </w:r>
+      <w:r>
+        <w:rPr>
+          <w:rFonts w:ascii="宋体" w:hAnsi="宋体" w:eastAsia="宋体"/>
+          <w:color w:val="000000"/>
+        </w:rPr>
+        <w:t xml:space="preserve"> </w:t>
+      </w:r>
+      <w:r>
+        <w:rPr>
+          <w:rFonts w:ascii="宋体" w:hAnsi="宋体" w:eastAsia="宋体"/>
+          <w:color w:val="000000"/>
+        </w:rPr>
+        <w:t xml:space="preserve">只作为可选扩展依赖保留。</w:t>
+      </w:r>
+    </w:p>
     <w:bookmarkEnd w:id="27"/>
     <w:bookmarkStart w:id="28" w:name="当前能力与边界"/>
     <w:p>
@@ -3115,7 +3569,7 @@
       </w:r>
     </w:p>
     <w:bookmarkEnd w:id="28"/>
-    <w:bookmarkStart w:id="29" w:name="证据索引"/>
+    <w:bookmarkStart w:id="29" w:name="开题承诺回收"/>
     <w:p>
       <w:pPr>
         <w:pStyle w:val="Heading2"/>
@@ -3125,7 +3579,583 @@
           <w:rFonts w:ascii="宋体" w:hAnsi="宋体" w:eastAsia="宋体"/>
           <w:color w:val="000000"/>
         </w:rPr>
-        <w:t xml:space="preserve">7. 证据索引</w:t>
+        <w:t xml:space="preserve">7. 开题承诺回收</w:t>
+      </w:r>
+    </w:p>
+    <w:p>
+      <w:pPr>
+        <w:pStyle w:val="FirstParagraph"/>
+        <w:spacing w:line="276" w:lineRule="auto" w:after="0"/>
+        <w:ind w:firstLine="420"/>
+      </w:pPr>
+      <w:r>
+        <w:rPr>
+          <w:rFonts w:ascii="宋体" w:hAnsi="宋体" w:eastAsia="宋体"/>
+          <w:color w:val="000000"/>
+        </w:rPr>
+        <w:t xml:space="preserve">开题阶段提出的工作在结题时按主线和扩展分层验收：</w:t>
+      </w:r>
+    </w:p>
+    <w:tbl>
+      <w:tblPr>
+        <w:tblStyle w:val="Table"/>
+        <w:tblW w:type="pct" w:w="0.0"/>
+        <w:tblLook w:firstRow="1" w:lastRow="0" w:firstColumn="0" w:lastColumn="0" w:noHBand="0" w:noVBand="0" w:val="0020"/>
+        <w:tblBorders>
+          <w:top w:val="single" w:sz="4" w:space="0" w:color="000000"/>
+          <w:left w:val="single" w:sz="4" w:space="0" w:color="000000"/>
+          <w:bottom w:val="single" w:sz="4" w:space="0" w:color="000000"/>
+          <w:right w:val="single" w:sz="4" w:space="0" w:color="000000"/>
+          <w:insideH w:val="single" w:sz="4" w:space="0" w:color="000000"/>
+          <w:insideV w:val="single" w:sz="4" w:space="0" w:color="000000"/>
+        </w:tblBorders>
+      </w:tblPr>
+      <w:tblGrid/>
+      <w:tr>
+        <w:tc>
+          <w:tcPr>
+            <w:shd w:fill="FFFFFF"/>
+          </w:tcPr>
+          <w:p>
+            <w:pPr>
+              <w:pStyle w:val="Compact"/>
+              <w:ind w:firstLine="0"/>
+              <w:jc w:val="left"/>
+            </w:pPr>
+            <w:r>
+              <w:rPr>
+                <w:rFonts w:ascii="宋体" w:hAnsi="宋体" w:eastAsia="宋体"/>
+                <w:b/>
+                <w:color w:val="000000"/>
+                <w:sz w:val="21"/>
+              </w:rPr>
+              <w:t xml:space="preserve">开题内容</w:t>
+            </w:r>
+          </w:p>
+        </w:tc>
+        <w:tc>
+          <w:tcPr>
+            <w:shd w:fill="FFFFFF"/>
+          </w:tcPr>
+          <w:p>
+            <w:pPr>
+              <w:pStyle w:val="Compact"/>
+              <w:ind w:firstLine="0"/>
+              <w:jc w:val="left"/>
+            </w:pPr>
+            <w:r>
+              <w:rPr>
+                <w:rFonts w:ascii="宋体" w:hAnsi="宋体" w:eastAsia="宋体"/>
+                <w:b/>
+                <w:color w:val="000000"/>
+                <w:sz w:val="21"/>
+              </w:rPr>
+              <w:t xml:space="preserve">结题状态</w:t>
+            </w:r>
+          </w:p>
+        </w:tc>
+        <w:tc>
+          <w:tcPr>
+            <w:shd w:fill="FFFFFF"/>
+          </w:tcPr>
+          <w:p>
+            <w:pPr>
+              <w:pStyle w:val="Compact"/>
+              <w:ind w:firstLine="0"/>
+              <w:jc w:val="left"/>
+            </w:pPr>
+            <w:r>
+              <w:rPr>
+                <w:rFonts w:ascii="宋体" w:hAnsi="宋体" w:eastAsia="宋体"/>
+                <w:b/>
+                <w:color w:val="000000"/>
+                <w:sz w:val="21"/>
+              </w:rPr>
+              <w:t xml:space="preserve">证据</w:t>
+            </w:r>
+          </w:p>
+        </w:tc>
+      </w:tr>
+      <w:tr>
+        <w:tc>
+          <w:p>
+            <w:pPr>
+              <w:pStyle w:val="Compact"/>
+              <w:ind w:firstLine="0"/>
+              <w:jc w:val="left"/>
+            </w:pPr>
+            <w:r>
+              <w:rPr>
+                <w:rFonts w:ascii="宋体" w:hAnsi="宋体" w:eastAsia="宋体"/>
+                <w:color w:val="000000"/>
+                <w:sz w:val="21"/>
+              </w:rPr>
+              <w:t xml:space="preserve">轴承数据导入与管理</w:t>
+            </w:r>
+          </w:p>
+        </w:tc>
+        <w:tc>
+          <w:p>
+            <w:pPr>
+              <w:pStyle w:val="Compact"/>
+              <w:ind w:firstLine="0"/>
+              <w:jc w:val="left"/>
+            </w:pPr>
+            <w:r>
+              <w:rPr>
+                <w:rFonts w:ascii="宋体" w:hAnsi="宋体" w:eastAsia="宋体"/>
+                <w:color w:val="000000"/>
+                <w:sz w:val="21"/>
+              </w:rPr>
+              <w:t xml:space="preserve">已进入主线</w:t>
+            </w:r>
+          </w:p>
+        </w:tc>
+        <w:tc>
+          <w:p>
+            <w:pPr>
+              <w:pStyle w:val="Compact"/>
+              <w:ind w:firstLine="0"/>
+              <w:jc w:val="left"/>
+            </w:pPr>
+            <w:r>
+              <w:rPr>
+                <w:rStyle w:val="VerbatimChar"/>
+                <w:rFonts w:ascii="宋体" w:hAnsi="宋体" w:eastAsia="宋体"/>
+                <w:color w:val="000000"/>
+                <w:sz w:val="21"/>
+              </w:rPr>
+              <w:t xml:space="preserve">XJTULoader</w:t>
+            </w:r>
+            <w:r>
+              <w:rPr>
+                <w:rFonts w:ascii="宋体" w:hAnsi="宋体" w:eastAsia="宋体"/>
+                <w:color w:val="000000"/>
+                <w:sz w:val="21"/>
+              </w:rPr>
+              <w:t xml:space="preserve">、</w:t>
+            </w:r>
+            <w:r>
+              <w:rPr>
+                <w:rStyle w:val="VerbatimChar"/>
+                <w:rFonts w:ascii="宋体" w:hAnsi="宋体" w:eastAsia="宋体"/>
+                <w:color w:val="000000"/>
+                <w:sz w:val="21"/>
+              </w:rPr>
+              <w:t xml:space="preserve">PHM2012Loader</w:t>
+            </w:r>
+            <w:r>
+              <w:rPr>
+                <w:rFonts w:ascii="宋体" w:hAnsi="宋体" w:eastAsia="宋体"/>
+                <w:color w:val="000000"/>
+                <w:sz w:val="21"/>
+              </w:rPr>
+              <w:t xml:space="preserve">、数据集说明和 loader 测试</w:t>
+            </w:r>
+          </w:p>
+        </w:tc>
+      </w:tr>
+      <w:tr>
+        <w:tc>
+          <w:p>
+            <w:pPr>
+              <w:pStyle w:val="Compact"/>
+              <w:ind w:firstLine="0"/>
+              <w:jc w:val="left"/>
+            </w:pPr>
+            <w:r>
+              <w:rPr>
+                <w:rFonts w:ascii="宋体" w:hAnsi="宋体" w:eastAsia="宋体"/>
+                <w:color w:val="000000"/>
+                <w:sz w:val="21"/>
+              </w:rPr>
+              <w:t xml:space="preserve">振动信号预处理与特征提取</w:t>
+            </w:r>
+          </w:p>
+        </w:tc>
+        <w:tc>
+          <w:p>
+            <w:pPr>
+              <w:pStyle w:val="Compact"/>
+              <w:ind w:firstLine="0"/>
+              <w:jc w:val="left"/>
+            </w:pPr>
+            <w:r>
+              <w:rPr>
+                <w:rFonts w:ascii="宋体" w:hAnsi="宋体" w:eastAsia="宋体"/>
+                <w:color w:val="000000"/>
+                <w:sz w:val="21"/>
+              </w:rPr>
+              <w:t xml:space="preserve">已进入主线</w:t>
+            </w:r>
+          </w:p>
+        </w:tc>
+        <w:tc>
+          <w:p>
+            <w:pPr>
+              <w:pStyle w:val="Compact"/>
+              <w:ind w:firstLine="0"/>
+              <w:jc w:val="left"/>
+            </w:pPr>
+            <w:r>
+              <w:rPr>
+                <w:rFonts w:ascii="宋体" w:hAnsi="宋体" w:eastAsia="宋体"/>
+                <w:color w:val="000000"/>
+                <w:sz w:val="21"/>
+              </w:rPr>
+              <w:t xml:space="preserve">19 维特征、健康指标、多轴承特征摘要图</w:t>
+            </w:r>
+          </w:p>
+        </w:tc>
+      </w:tr>
+      <w:tr>
+        <w:tc>
+          <w:p>
+            <w:pPr>
+              <w:pStyle w:val="Compact"/>
+              <w:ind w:firstLine="0"/>
+              <w:jc w:val="left"/>
+            </w:pPr>
+            <w:r>
+              <w:rPr>
+                <w:rFonts w:ascii="宋体" w:hAnsi="宋体" w:eastAsia="宋体"/>
+                <w:color w:val="000000"/>
+                <w:sz w:val="21"/>
+              </w:rPr>
+              <w:t xml:space="preserve">剩余寿命预测</w:t>
+            </w:r>
+          </w:p>
+        </w:tc>
+        <w:tc>
+          <w:p>
+            <w:pPr>
+              <w:pStyle w:val="Compact"/>
+              <w:ind w:firstLine="0"/>
+              <w:jc w:val="left"/>
+            </w:pPr>
+            <w:r>
+              <w:rPr>
+                <w:rFonts w:ascii="宋体" w:hAnsi="宋体" w:eastAsia="宋体"/>
+                <w:color w:val="000000"/>
+                <w:sz w:val="21"/>
+              </w:rPr>
+              <w:t xml:space="preserve">已进入主线</w:t>
+            </w:r>
+          </w:p>
+        </w:tc>
+        <w:tc>
+          <w:p>
+            <w:pPr>
+              <w:pStyle w:val="Compact"/>
+              <w:ind w:firstLine="0"/>
+              <w:jc w:val="left"/>
+            </w:pPr>
+            <w:r>
+              <w:rPr>
+                <w:rFonts w:ascii="宋体" w:hAnsi="宋体" w:eastAsia="宋体"/>
+                <w:color w:val="000000"/>
+                <w:sz w:val="21"/>
+              </w:rPr>
+              <w:t xml:space="preserve">多模型训练、两篇 RUL 论文复现、</w:t>
+            </w:r>
+            <w:r>
+              <w:rPr>
+                <w:rStyle w:val="VerbatimChar"/>
+                <w:rFonts w:ascii="宋体" w:hAnsi="宋体" w:eastAsia="宋体"/>
+                <w:color w:val="000000"/>
+                <w:sz w:val="21"/>
+              </w:rPr>
+              <w:t xml:space="preserve">predictions.csv</w:t>
+            </w:r>
+          </w:p>
+        </w:tc>
+      </w:tr>
+      <w:tr>
+        <w:tc>
+          <w:p>
+            <w:pPr>
+              <w:pStyle w:val="Compact"/>
+              <w:ind w:firstLine="0"/>
+              <w:jc w:val="left"/>
+            </w:pPr>
+            <w:r>
+              <w:rPr>
+                <w:rFonts w:ascii="宋体" w:hAnsi="宋体" w:eastAsia="宋体"/>
+                <w:color w:val="000000"/>
+                <w:sz w:val="21"/>
+              </w:rPr>
+              <w:t xml:space="preserve">健康趋势与 RUL 可视化</w:t>
+            </w:r>
+          </w:p>
+        </w:tc>
+        <w:tc>
+          <w:p>
+            <w:pPr>
+              <w:pStyle w:val="Compact"/>
+              <w:ind w:firstLine="0"/>
+              <w:jc w:val="left"/>
+            </w:pPr>
+            <w:r>
+              <w:rPr>
+                <w:rFonts w:ascii="宋体" w:hAnsi="宋体" w:eastAsia="宋体"/>
+                <w:color w:val="000000"/>
+                <w:sz w:val="21"/>
+              </w:rPr>
+              <w:t xml:space="preserve">已进入主线</w:t>
+            </w:r>
+          </w:p>
+        </w:tc>
+        <w:tc>
+          <w:p>
+            <w:pPr>
+              <w:pStyle w:val="Compact"/>
+              <w:ind w:firstLine="0"/>
+              <w:jc w:val="left"/>
+            </w:pPr>
+            <w:r>
+              <w:rPr>
+                <w:rFonts w:ascii="宋体" w:hAnsi="宋体" w:eastAsia="宋体"/>
+                <w:color w:val="000000"/>
+                <w:sz w:val="21"/>
+              </w:rPr>
+              <w:t xml:space="preserve">notebook、趋势图、最终 PPT 数据图</w:t>
+            </w:r>
+          </w:p>
+        </w:tc>
+      </w:tr>
+      <w:tr>
+        <w:tc>
+          <w:p>
+            <w:pPr>
+              <w:pStyle w:val="Compact"/>
+              <w:ind w:firstLine="0"/>
+              <w:jc w:val="left"/>
+            </w:pPr>
+            <w:r>
+              <w:rPr>
+                <w:rFonts w:ascii="宋体" w:hAnsi="宋体" w:eastAsia="宋体"/>
+                <w:color w:val="000000"/>
+                <w:sz w:val="21"/>
+              </w:rPr>
+              <w:t xml:space="preserve">失效概率/生存分析</w:t>
+            </w:r>
+          </w:p>
+        </w:tc>
+        <w:tc>
+          <w:p>
+            <w:pPr>
+              <w:pStyle w:val="Compact"/>
+              <w:ind w:firstLine="0"/>
+              <w:jc w:val="left"/>
+            </w:pPr>
+            <w:r>
+              <w:rPr>
+                <w:rFonts w:ascii="宋体" w:hAnsi="宋体" w:eastAsia="宋体"/>
+                <w:color w:val="000000"/>
+                <w:sz w:val="21"/>
+              </w:rPr>
+              <w:t xml:space="preserve">扩展接口</w:t>
+            </w:r>
+          </w:p>
+        </w:tc>
+        <w:tc>
+          <w:p>
+            <w:pPr>
+              <w:pStyle w:val="Compact"/>
+              <w:ind w:firstLine="0"/>
+              <w:jc w:val="left"/>
+            </w:pPr>
+            <w:r>
+              <w:rPr>
+                <w:rFonts w:ascii="宋体" w:hAnsi="宋体" w:eastAsia="宋体"/>
+                <w:color w:val="000000"/>
+                <w:sz w:val="21"/>
+              </w:rPr>
+              <w:t xml:space="preserve">生存分析模块和说明文档，未作为本轮主验收路线</w:t>
+            </w:r>
+          </w:p>
+        </w:tc>
+      </w:tr>
+      <w:tr>
+        <w:tc>
+          <w:p>
+            <w:pPr>
+              <w:pStyle w:val="Compact"/>
+              <w:ind w:firstLine="0"/>
+              <w:jc w:val="left"/>
+            </w:pPr>
+            <w:r>
+              <w:rPr>
+                <w:rFonts w:ascii="宋体" w:hAnsi="宋体" w:eastAsia="宋体"/>
+                <w:color w:val="000000"/>
+                <w:sz w:val="21"/>
+              </w:rPr>
+              <w:t xml:space="preserve">训练监控与实验记录</w:t>
+            </w:r>
+          </w:p>
+        </w:tc>
+        <w:tc>
+          <w:p>
+            <w:pPr>
+              <w:pStyle w:val="Compact"/>
+              <w:ind w:firstLine="0"/>
+              <w:jc w:val="left"/>
+            </w:pPr>
+            <w:r>
+              <w:rPr>
+                <w:rFonts w:ascii="宋体" w:hAnsi="宋体" w:eastAsia="宋体"/>
+                <w:color w:val="000000"/>
+                <w:sz w:val="21"/>
+              </w:rPr>
+              <w:t xml:space="preserve">已进入主线</w:t>
+            </w:r>
+          </w:p>
+        </w:tc>
+        <w:tc>
+          <w:p>
+            <w:pPr>
+              <w:pStyle w:val="Compact"/>
+              <w:ind w:firstLine="0"/>
+              <w:jc w:val="left"/>
+            </w:pPr>
+            <w:r>
+              <w:rPr>
+                <w:rStyle w:val="VerbatimChar"/>
+                <w:rFonts w:ascii="宋体" w:hAnsi="宋体" w:eastAsia="宋体"/>
+                <w:color w:val="000000"/>
+                <w:sz w:val="21"/>
+              </w:rPr>
+              <w:t xml:space="preserve">history.csv</w:t>
+            </w:r>
+            <w:r>
+              <w:rPr>
+                <w:rFonts w:ascii="宋体" w:hAnsi="宋体" w:eastAsia="宋体"/>
+                <w:color w:val="000000"/>
+                <w:sz w:val="21"/>
+              </w:rPr>
+              <w:t xml:space="preserve">、</w:t>
+            </w:r>
+            <w:r>
+              <w:rPr>
+                <w:rStyle w:val="VerbatimChar"/>
+                <w:rFonts w:ascii="宋体" w:hAnsi="宋体" w:eastAsia="宋体"/>
+                <w:color w:val="000000"/>
+                <w:sz w:val="21"/>
+              </w:rPr>
+              <w:t xml:space="preserve">metrics.json</w:t>
+            </w:r>
+            <w:r>
+              <w:rPr>
+                <w:rFonts w:ascii="宋体" w:hAnsi="宋体" w:eastAsia="宋体"/>
+                <w:color w:val="000000"/>
+                <w:sz w:val="21"/>
+              </w:rPr>
+              <w:t xml:space="preserve">、</w:t>
+            </w:r>
+            <w:r>
+              <w:rPr>
+                <w:rStyle w:val="VerbatimChar"/>
+                <w:rFonts w:ascii="宋体" w:hAnsi="宋体" w:eastAsia="宋体"/>
+                <w:color w:val="000000"/>
+                <w:sz w:val="21"/>
+              </w:rPr>
+              <w:t xml:space="preserve">comparison_metrics.csv</w:t>
+            </w:r>
+          </w:p>
+        </w:tc>
+      </w:tr>
+      <w:tr>
+        <w:tc>
+          <w:p>
+            <w:pPr>
+              <w:pStyle w:val="Compact"/>
+              <w:ind w:firstLine="0"/>
+              <w:jc w:val="left"/>
+            </w:pPr>
+            <w:r>
+              <w:rPr>
+                <w:rFonts w:ascii="宋体" w:hAnsi="宋体" w:eastAsia="宋体"/>
+                <w:color w:val="000000"/>
+                <w:sz w:val="21"/>
+              </w:rPr>
+              <w:t xml:space="preserve">文档、UML 和测试报告</w:t>
+            </w:r>
+          </w:p>
+        </w:tc>
+        <w:tc>
+          <w:p>
+            <w:pPr>
+              <w:pStyle w:val="Compact"/>
+              <w:ind w:firstLine="0"/>
+              <w:jc w:val="left"/>
+            </w:pPr>
+            <w:r>
+              <w:rPr>
+                <w:rFonts w:ascii="宋体" w:hAnsi="宋体" w:eastAsia="宋体"/>
+                <w:color w:val="000000"/>
+                <w:sz w:val="21"/>
+              </w:rPr>
+              <w:t xml:space="preserve">已进入主线</w:t>
+            </w:r>
+          </w:p>
+        </w:tc>
+        <w:tc>
+          <w:p>
+            <w:pPr>
+              <w:pStyle w:val="Compact"/>
+              <w:ind w:firstLine="0"/>
+              <w:jc w:val="left"/>
+            </w:pPr>
+            <w:r>
+              <w:rPr>
+                <w:rStyle w:val="VerbatimChar"/>
+                <w:rFonts w:ascii="宋体" w:hAnsi="宋体" w:eastAsia="宋体"/>
+                <w:color w:val="000000"/>
+                <w:sz w:val="21"/>
+              </w:rPr>
+              <w:t xml:space="preserve">docx/final</w:t>
+            </w:r>
+            <w:r>
+              <w:rPr>
+                <w:rFonts w:ascii="宋体" w:hAnsi="宋体" w:eastAsia="宋体"/>
+                <w:color w:val="000000"/>
+                <w:sz w:val="21"/>
+              </w:rPr>
+              <w:t xml:space="preserve">、</w:t>
+            </w:r>
+            <w:r>
+              <w:rPr>
+                <w:rStyle w:val="VerbatimChar"/>
+                <w:rFonts w:ascii="宋体" w:hAnsi="宋体" w:eastAsia="宋体"/>
+                <w:color w:val="000000"/>
+                <w:sz w:val="21"/>
+              </w:rPr>
+              <w:t xml:space="preserve">docs/project-owner</w:t>
+            </w:r>
+            <w:r>
+              <w:rPr>
+                <w:rFonts w:ascii="宋体" w:hAnsi="宋体" w:eastAsia="宋体"/>
+                <w:color w:val="000000"/>
+                <w:sz w:val="21"/>
+              </w:rPr>
+              <w:t xml:space="preserve">、测试报告和交付清单</w:t>
+            </w:r>
+          </w:p>
+        </w:tc>
+      </w:tr>
+    </w:tbl>
+    <w:bookmarkEnd w:id="29"/>
+    <w:bookmarkStart w:id="30" w:name="证据索引"/>
+    <w:p>
+      <w:pPr>
+        <w:pStyle w:val="Heading2"/>
+      </w:pPr>
+      <w:r>
+        <w:rPr>
+          <w:rFonts w:ascii="宋体" w:hAnsi="宋体" w:eastAsia="宋体"/>
+          <w:color w:val="000000"/>
+        </w:rPr>
+        <w:t xml:space="preserve">8. 证据索引</w:t>
       </w:r>
     </w:p>
     <w:tbl>
@@ -3610,8 +4640,8 @@
         </w:tc>
       </w:tr>
     </w:tbl>
-    <w:bookmarkEnd w:id="29"/>
     <w:bookmarkEnd w:id="30"/>
+    <w:bookmarkEnd w:id="31"/>
     <w:sectPr>
       <w:pgMar w:top="1440" w:bottom="1440" w:left="1797" w:right="1797"/>
     </w:sectPr>

--- a/docx/final/22_系统从0到1总览说明.docx
+++ b/docx/final/22_系统从0到1总览说明.docx
@@ -3469,7 +3469,7 @@
           <w:rFonts w:ascii="宋体" w:hAnsi="宋体" w:eastAsia="宋体"/>
           <w:color w:val="000000"/>
         </w:rPr>
-        <w:t xml:space="preserve">8 个 notebook 和 31 个自动化测试。</w:t>
+        <w:t xml:space="preserve">8 个 notebook 和 39 个全量自动化测试。</w:t>
       </w:r>
     </w:p>
     <w:p>

--- a/docx/final/22_系统从0到1总览说明.docx
+++ b/docx/final/22_系统从0到1总览说明.docx
@@ -3264,7 +3264,7 @@
           <w:rFonts w:ascii="宋体" w:hAnsi="宋体" w:eastAsia="宋体"/>
           <w:color w:val="000000"/>
         </w:rPr>
-        <w:t xml:space="preserve">中的自定义 NumPy/FFT 实现，不是</w:t>
+        <w:t xml:space="preserve">中的自定义 NumPy/FFT 实现。#4 后已补充</w:t>
       </w:r>
       <w:r>
         <w:rPr>
@@ -3293,29 +3293,7 @@
           <w:rFonts w:ascii="宋体" w:hAnsi="宋体" w:eastAsia="宋体"/>
           <w:color w:val="000000"/>
         </w:rPr>
-        <w:t xml:space="preserve">自动特征；</w:t>
-      </w:r>
-      <w:r>
-        <w:rPr>
-          <w:rStyle w:val="VerbatimChar"/>
-          <w:rFonts w:ascii="宋体" w:hAnsi="宋体" w:eastAsia="宋体"/>
-          <w:color w:val="000000"/>
-        </w:rPr>
-        <w:t xml:space="preserve">tsfresh</w:t>
-      </w:r>
-      <w:r>
-        <w:rPr>
-          <w:rFonts w:ascii="宋体" w:hAnsi="宋体" w:eastAsia="宋体"/>
-          <w:color w:val="000000"/>
-        </w:rPr>
-        <w:t xml:space="preserve"> </w:t>
-      </w:r>
-      <w:r>
-        <w:rPr>
-          <w:rFonts w:ascii="宋体" w:hAnsi="宋体" w:eastAsia="宋体"/>
-          <w:color w:val="000000"/>
-        </w:rPr>
-        <w:t xml:space="preserve">只作为可选扩展依赖保留。</w:t>
+        <w:t xml:space="preserve">Minimal/Efficient train-only 自动特征筛选、held-out baseline 和 manual+tsfresh 融合输入验证，但当前相关性与 RF baseline 证据不足以支撑核心性能突破，定位为自动特征分析旁证。</w:t>
       </w:r>
     </w:p>
     <w:bookmarkEnd w:id="27"/>
@@ -3469,7 +3447,7 @@
           <w:rFonts w:ascii="宋体" w:hAnsi="宋体" w:eastAsia="宋体"/>
           <w:color w:val="000000"/>
         </w:rPr>
-        <w:t xml:space="preserve">8 个 notebook 和 39 个全量自动化测试。</w:t>
+        <w:t xml:space="preserve">8 个 notebook 和 59 个全量自动化测试。</w:t>
       </w:r>
     </w:p>
     <w:p>
